--- a/docs/NashForge_IEEE.docx
+++ b/docs/NashForge_IEEE.docx
@@ -679,7 +679,7 @@
           <w:i w:val="0"/>
           <w:sz w:val="20"/>
         </w:rPr>
-        <w:t>The implementation is deliberately dependency-light, since a project whose central claim concerns measurement should not rest on components it cannot inspect. The engine, solvers, abstraction and harness are written from scratch in Python 3.12 using NumPy for vectorised arithmetic and Numba for just-in-time compilation of the hand evaluator, which lies on the hot path of every traversal. PyTorch provides the actor-critic network. The system carries 195 regression tests, and every experimental result is stored as JSON alongside the script that produced it.</w:t>
+        <w:t>The implementation is deliberately dependency-light, since a project whose central claim concerns measurement should not rest on components it cannot inspect. The engine, solvers, abstraction and harness are written from scratch in Python 3.12 using NumPy for vectorised arithmetic and Numba for just-in-time compilation of the hand evaluator, which lies on the hot path of every traversal. PyTorch provides the actor-critic network. The system carries 197 regression tests, and every experimental result is stored as JSON alongside the script that produced it.</w:t>
       </w:r>
     </w:p>
     <w:p>
@@ -1951,6 +1951,484 @@
     </w:p>
     <w:p>
       <w:pPr>
+        <w:spacing w:before="140" w:after="40"/>
+      </w:pPr>
+      <w:r>
+        <w:rPr>
+          <w:rFonts w:ascii="Times New Roman" w:hAnsi="Times New Roman"/>
+          <w:i/>
+          <w:sz w:val="20"/>
+        </w:rPr>
+        <w:t>D.  Evolutionary Search, Measured</w:t>
+      </w:r>
+    </w:p>
+    <w:p>
+      <w:pPr>
+        <w:spacing w:after="0"/>
+        <w:jc w:val="both"/>
+      </w:pPr>
+      <w:r>
+        <w:rPr>
+          <w:rFonts w:ascii="Times New Roman" w:hAnsi="Times New Roman"/>
+          <w:b w:val="0"/>
+          <w:i w:val="0"/>
+          <w:sz w:val="20"/>
+        </w:rPr>
+        <w:t>With the measurement apparatus validated, the second family of agent was trained and evaluated: a population of neural policies optimised by selection and Gaussian mutation over fifty generations, heads-up, on the rebuilt nineteen-feature observation. The training budget was set from measurement rather than convention — re-scoring the same population under different hands moves a genome by 136 BB/100 at 2,000 hands and 31 at 24,000, so 24,000 hands per genome was used.</w:t>
+      </w:r>
+    </w:p>
+    <w:p>
+      <w:pPr>
+        <w:spacing w:after="0"/>
+        <w:ind w:firstLine="288"/>
+        <w:jc w:val="both"/>
+      </w:pPr>
+      <w:r>
+        <w:rPr>
+          <w:rFonts w:ascii="Times New Roman" w:hAnsi="Times New Roman"/>
+          <w:b w:val="0"/>
+          <w:i w:val="0"/>
+          <w:sz w:val="20"/>
+        </w:rPr>
+        <w:t>The result is reported as an endpoint comparison rather than a learning curve, for reasons given below. The final genome and an untrained genome drawn from the same initial distribution were played against the identical panel at 40,000 hands, giving an uncertainty of about 14 BB/100.</w:t>
+      </w:r>
+    </w:p>
+    <w:p>
+      <w:pPr>
+        <w:spacing w:before="160" w:after="40"/>
+        <w:jc w:val="center"/>
+      </w:pPr>
+      <w:r>
+        <w:drawing>
+          <wp:inline xmlns:a="http://schemas.openxmlformats.org/drawingml/2006/main" xmlns:pic="http://schemas.openxmlformats.org/drawingml/2006/picture">
+            <wp:extent cx="3017520" cy="2006366"/>
+            <wp:docPr id="4" name="Picture 4"/>
+            <wp:cNvGraphicFramePr>
+              <a:graphicFrameLocks noChangeAspect="1"/>
+            </wp:cNvGraphicFramePr>
+            <a:graphic>
+              <a:graphicData uri="http://schemas.openxmlformats.org/drawingml/2006/picture">
+                <pic:pic>
+                  <pic:nvPicPr>
+                    <pic:cNvPr id="0" name="fig4_evolution.png"/>
+                    <pic:cNvPicPr/>
+                  </pic:nvPicPr>
+                  <pic:blipFill>
+                    <a:blip r:embed="rId12"/>
+                    <a:stretch>
+                      <a:fillRect/>
+                    </a:stretch>
+                  </pic:blipFill>
+                  <pic:spPr>
+                    <a:xfrm>
+                      <a:off x="0" y="0"/>
+                      <a:ext cx="3017520" cy="2006366"/>
+                    </a:xfrm>
+                    <a:prstGeom prst="rect"/>
+                  </pic:spPr>
+                </pic:pic>
+              </a:graphicData>
+            </a:graphic>
+          </wp:inline>
+        </w:drawing>
+      </w:r>
+    </w:p>
+    <w:p>
+      <w:pPr>
+        <w:spacing w:after="160"/>
+        <w:jc w:val="both"/>
+      </w:pPr>
+      <w:r>
+        <w:rPr>
+          <w:rFonts w:ascii="Times New Roman" w:hAnsi="Times New Roman"/>
+          <w:b w:val="0"/>
+          <w:i w:val="0"/>
+          <w:sz w:val="16"/>
+        </w:rPr>
+        <w:t>Fig. 4.  Evolutionary search before and after fifty generations. Endpoint comparison at 40,000 hands per matchup. The evolved agent improves decisively against a random opponent and not at all against either the calling station or the solver.</w:t>
+      </w:r>
+    </w:p>
+    <w:p>
+      <w:pPr>
+        <w:spacing w:before="160" w:after="60"/>
+        <w:jc w:val="center"/>
+      </w:pPr>
+      <w:r>
+        <w:rPr>
+          <w:rFonts w:ascii="Times New Roman" w:hAnsi="Times New Roman"/>
+          <w:sz w:val="16"/>
+        </w:rPr>
+        <w:t>TABLE III</w:t>
+        <w:br/>
+        <w:t>ENDPOINT COMPARISON, 40,000 HANDS PER MATCHUP</w:t>
+      </w:r>
+    </w:p>
+    <w:tbl>
+      <w:tblPr>
+        <w:tblStyle w:val="TableGrid"/>
+        <w:tblW w:type="auto" w:w="0"/>
+        <w:jc w:val="center"/>
+        <w:tblLook w:firstColumn="1" w:firstRow="1" w:lastColumn="0" w:lastRow="0" w:noHBand="0" w:noVBand="1" w:val="04A0"/>
+      </w:tblPr>
+      <w:tblGrid>
+        <w:gridCol w:w="2088"/>
+        <w:gridCol w:w="2088"/>
+        <w:gridCol w:w="2088"/>
+        <w:gridCol w:w="2088"/>
+        <w:gridCol w:w="2088"/>
+      </w:tblGrid>
+      <w:tr>
+        <w:tc>
+          <w:tcPr>
+            <w:tcW w:type="dxa" w:w="2088"/>
+          </w:tcPr>
+          <w:p>
+            <w:r/>
+            <w:r>
+              <w:rPr>
+                <w:rFonts w:ascii="Times New Roman" w:hAnsi="Times New Roman"/>
+                <w:b/>
+                <w:sz w:val="15"/>
+              </w:rPr>
+              <w:t>Opponent</w:t>
+            </w:r>
+          </w:p>
+        </w:tc>
+        <w:tc>
+          <w:tcPr>
+            <w:tcW w:type="dxa" w:w="2088"/>
+          </w:tcPr>
+          <w:p>
+            <w:r/>
+            <w:r>
+              <w:rPr>
+                <w:rFonts w:ascii="Times New Roman" w:hAnsi="Times New Roman"/>
+                <w:b/>
+                <w:sz w:val="15"/>
+              </w:rPr>
+              <w:t>Untrained</w:t>
+            </w:r>
+          </w:p>
+        </w:tc>
+        <w:tc>
+          <w:tcPr>
+            <w:tcW w:type="dxa" w:w="2088"/>
+          </w:tcPr>
+          <w:p>
+            <w:r/>
+            <w:r>
+              <w:rPr>
+                <w:rFonts w:ascii="Times New Roman" w:hAnsi="Times New Roman"/>
+                <w:b/>
+                <w:sz w:val="15"/>
+              </w:rPr>
+              <w:t>After 50 gen.</w:t>
+            </w:r>
+          </w:p>
+        </w:tc>
+        <w:tc>
+          <w:tcPr>
+            <w:tcW w:type="dxa" w:w="2088"/>
+          </w:tcPr>
+          <w:p>
+            <w:r/>
+            <w:r>
+              <w:rPr>
+                <w:rFonts w:ascii="Times New Roman" w:hAnsi="Times New Roman"/>
+                <w:b/>
+                <w:sz w:val="15"/>
+              </w:rPr>
+              <w:t>Difference</w:t>
+            </w:r>
+          </w:p>
+        </w:tc>
+        <w:tc>
+          <w:tcPr>
+            <w:tcW w:type="dxa" w:w="2088"/>
+          </w:tcPr>
+          <w:p>
+            <w:r/>
+            <w:r>
+              <w:rPr>
+                <w:rFonts w:ascii="Times New Roman" w:hAnsi="Times New Roman"/>
+                <w:b/>
+                <w:sz w:val="15"/>
+              </w:rPr>
+              <w:t>Verdict</w:t>
+            </w:r>
+          </w:p>
+        </w:tc>
+      </w:tr>
+      <w:tr>
+        <w:tc>
+          <w:tcPr>
+            <w:tcW w:type="dxa" w:w="2088"/>
+          </w:tcPr>
+          <w:p>
+            <w:r/>
+            <w:r>
+              <w:rPr>
+                <w:rFonts w:ascii="Times New Roman" w:hAnsi="Times New Roman"/>
+                <w:sz w:val="15"/>
+              </w:rPr>
+              <w:t>random</w:t>
+            </w:r>
+          </w:p>
+        </w:tc>
+        <w:tc>
+          <w:tcPr>
+            <w:tcW w:type="dxa" w:w="2088"/>
+          </w:tcPr>
+          <w:p>
+            <w:r/>
+            <w:r>
+              <w:rPr>
+                <w:rFonts w:ascii="Times New Roman" w:hAnsi="Times New Roman"/>
+                <w:sz w:val="15"/>
+              </w:rPr>
+              <w:t>−13.4 ± 14</w:t>
+            </w:r>
+          </w:p>
+        </w:tc>
+        <w:tc>
+          <w:tcPr>
+            <w:tcW w:type="dxa" w:w="2088"/>
+          </w:tcPr>
+          <w:p>
+            <w:r/>
+            <w:r>
+              <w:rPr>
+                <w:rFonts w:ascii="Times New Roman" w:hAnsi="Times New Roman"/>
+                <w:sz w:val="15"/>
+              </w:rPr>
+              <w:t>+192.7 ± 15</w:t>
+            </w:r>
+          </w:p>
+        </w:tc>
+        <w:tc>
+          <w:tcPr>
+            <w:tcW w:type="dxa" w:w="2088"/>
+          </w:tcPr>
+          <w:p>
+            <w:r/>
+            <w:r>
+              <w:rPr>
+                <w:rFonts w:ascii="Times New Roman" w:hAnsi="Times New Roman"/>
+                <w:sz w:val="15"/>
+              </w:rPr>
+              <w:t>+206.1 ± 39</w:t>
+            </w:r>
+          </w:p>
+        </w:tc>
+        <w:tc>
+          <w:tcPr>
+            <w:tcW w:type="dxa" w:w="2088"/>
+          </w:tcPr>
+          <w:p>
+            <w:r/>
+            <w:r>
+              <w:rPr>
+                <w:rFonts w:ascii="Times New Roman" w:hAnsi="Times New Roman"/>
+                <w:sz w:val="15"/>
+              </w:rPr>
+              <w:t>improved</w:t>
+            </w:r>
+          </w:p>
+        </w:tc>
+      </w:tr>
+      <w:tr>
+        <w:tc>
+          <w:tcPr>
+            <w:tcW w:type="dxa" w:w="2088"/>
+          </w:tcPr>
+          <w:p>
+            <w:r/>
+            <w:r>
+              <w:rPr>
+                <w:rFonts w:ascii="Times New Roman" w:hAnsi="Times New Roman"/>
+                <w:sz w:val="15"/>
+              </w:rPr>
+              <w:t>always-call</w:t>
+            </w:r>
+          </w:p>
+        </w:tc>
+        <w:tc>
+          <w:tcPr>
+            <w:tcW w:type="dxa" w:w="2088"/>
+          </w:tcPr>
+          <w:p>
+            <w:r/>
+            <w:r>
+              <w:rPr>
+                <w:rFonts w:ascii="Times New Roman" w:hAnsi="Times New Roman"/>
+                <w:sz w:val="15"/>
+              </w:rPr>
+              <w:t>−8.1 ± 14</w:t>
+            </w:r>
+          </w:p>
+        </w:tc>
+        <w:tc>
+          <w:tcPr>
+            <w:tcW w:type="dxa" w:w="2088"/>
+          </w:tcPr>
+          <w:p>
+            <w:r/>
+            <w:r>
+              <w:rPr>
+                <w:rFonts w:ascii="Times New Roman" w:hAnsi="Times New Roman"/>
+                <w:sz w:val="15"/>
+              </w:rPr>
+              <w:t>+0.5 ± 4</w:t>
+            </w:r>
+          </w:p>
+        </w:tc>
+        <w:tc>
+          <w:tcPr>
+            <w:tcW w:type="dxa" w:w="2088"/>
+          </w:tcPr>
+          <w:p>
+            <w:r/>
+            <w:r>
+              <w:rPr>
+                <w:rFonts w:ascii="Times New Roman" w:hAnsi="Times New Roman"/>
+                <w:sz w:val="15"/>
+              </w:rPr>
+              <w:t>+8.6 ± 28</w:t>
+            </w:r>
+          </w:p>
+        </w:tc>
+        <w:tc>
+          <w:tcPr>
+            <w:tcW w:type="dxa" w:w="2088"/>
+          </w:tcPr>
+          <w:p>
+            <w:r/>
+            <w:r>
+              <w:rPr>
+                <w:rFonts w:ascii="Times New Roman" w:hAnsi="Times New Roman"/>
+                <w:sz w:val="15"/>
+              </w:rPr>
+              <w:t>no change</w:t>
+            </w:r>
+          </w:p>
+        </w:tc>
+      </w:tr>
+      <w:tr>
+        <w:tc>
+          <w:tcPr>
+            <w:tcW w:type="dxa" w:w="2088"/>
+          </w:tcPr>
+          <w:p>
+            <w:r/>
+            <w:r>
+              <w:rPr>
+                <w:rFonts w:ascii="Times New Roman" w:hAnsi="Times New Roman"/>
+                <w:sz w:val="15"/>
+              </w:rPr>
+              <w:t>CFR agent</w:t>
+            </w:r>
+          </w:p>
+        </w:tc>
+        <w:tc>
+          <w:tcPr>
+            <w:tcW w:type="dxa" w:w="2088"/>
+          </w:tcPr>
+          <w:p>
+            <w:r/>
+            <w:r>
+              <w:rPr>
+                <w:rFonts w:ascii="Times New Roman" w:hAnsi="Times New Roman"/>
+                <w:sz w:val="15"/>
+              </w:rPr>
+              <w:t>−403.9 ± 13</w:t>
+            </w:r>
+          </w:p>
+        </w:tc>
+        <w:tc>
+          <w:tcPr>
+            <w:tcW w:type="dxa" w:w="2088"/>
+          </w:tcPr>
+          <w:p>
+            <w:r/>
+            <w:r>
+              <w:rPr>
+                <w:rFonts w:ascii="Times New Roman" w:hAnsi="Times New Roman"/>
+                <w:sz w:val="15"/>
+              </w:rPr>
+              <w:t>−370.1 ± 14</w:t>
+            </w:r>
+          </w:p>
+        </w:tc>
+        <w:tc>
+          <w:tcPr>
+            <w:tcW w:type="dxa" w:w="2088"/>
+          </w:tcPr>
+          <w:p>
+            <w:r/>
+            <w:r>
+              <w:rPr>
+                <w:rFonts w:ascii="Times New Roman" w:hAnsi="Times New Roman"/>
+                <w:sz w:val="15"/>
+              </w:rPr>
+              <w:t>+33.8 ± 37</w:t>
+            </w:r>
+          </w:p>
+        </w:tc>
+        <w:tc>
+          <w:tcPr>
+            <w:tcW w:type="dxa" w:w="2088"/>
+          </w:tcPr>
+          <w:p>
+            <w:r/>
+            <w:r>
+              <w:rPr>
+                <w:rFonts w:ascii="Times New Roman" w:hAnsi="Times New Roman"/>
+                <w:sz w:val="15"/>
+              </w:rPr>
+              <w:t>no change</w:t>
+            </w:r>
+          </w:p>
+        </w:tc>
+      </w:tr>
+    </w:tbl>
+    <w:p>
+      <w:pPr>
+        <w:spacing w:after="120"/>
+      </w:pPr>
+    </w:p>
+    <w:p>
+      <w:pPr>
+        <w:spacing w:after="0"/>
+        <w:jc w:val="both"/>
+      </w:pPr>
+      <w:r>
+        <w:rPr>
+          <w:rFonts w:ascii="Times New Roman" w:hAnsi="Times New Roman"/>
+          <w:b w:val="0"/>
+          <w:i w:val="0"/>
+          <w:sz w:val="20"/>
+        </w:rPr>
+        <w:t>Evolutionary search learned to exploit randomness rather than to play poker. It punishes an opponent that folds and raises at random by 206 BB/100, a difference of more than five standard errors. It gains nothing against a station that never folds, which can only be beaten by betting for value. And against the solver-derived agent it remains beaten by 370 BB/100 after fifty generations, having improved by nothing measurable. What it learned did not transfer, which is a more specific finding than the prediction that the method would simply plateau.</w:t>
+      </w:r>
+    </w:p>
+    <w:p>
+      <w:pPr>
+        <w:spacing w:after="0"/>
+        <w:ind w:firstLine="288"/>
+        <w:jc w:val="both"/>
+      </w:pPr>
+      <w:r>
+        <w:rPr>
+          <w:rFonts w:ascii="Times New Roman" w:hAnsi="Times New Roman"/>
+          <w:b w:val="0"/>
+          <w:i w:val="0"/>
+          <w:sz w:val="20"/>
+        </w:rPr>
+        <w:t>Only the independent panel makes this visible. Self-play fitness sat near zero throughout, as the zero-sum property of poker requires, and reveals nothing about whether anything was learned — which is precisely why the earlier pipeline could improve against itself for eighty-nine runs while getting worse at the game.</w:t>
+      </w:r>
+    </w:p>
+    <w:p>
+      <w:pPr>
         <w:spacing w:before="220" w:after="80"/>
         <w:jc w:val="center"/>
       </w:pPr>
@@ -2006,6 +2484,22 @@
           <w:i w:val="0"/>
           <w:sz w:val="20"/>
         </w:rPr>
+        <w:t>Three results during this phase looked like findings and were not, and each was caught by a check already built into the framework. A per-generation panel curve measured over 3,000 hands appeared to rise from +111 to +214 BB/100; across eleven readings it scattered with a standard deviation of 56 against a measurement error of 57, and was indistinguishable from a constant. A benchmark row reported the evolved agent beating the solver by 60.8 BB/100, alongside a 74.3% lookup miss rate — the counter that exists so a benchmark which has quietly become a second random opponent shows up as a number. And the explanation first offered for that miss rate, that the solver covers only half its abstraction, was itself wrong: every lookup had found its key, and the harness was discarding valid entries because the solver stores one probability per legal action at a node rather than one per abstract action. A measurement that is too coarse or subtly wrong does not return no result; it returns a plausible one.</w:t>
+      </w:r>
+    </w:p>
+    <w:p>
+      <w:pPr>
+        <w:spacing w:after="0"/>
+        <w:ind w:firstLine="288"/>
+        <w:jc w:val="both"/>
+      </w:pPr>
+      <w:r>
+        <w:rPr>
+          <w:rFonts w:ascii="Times New Roman" w:hAnsi="Times New Roman"/>
+          <w:b w:val="0"/>
+          <w:i w:val="0"/>
+          <w:sz w:val="20"/>
+        </w:rPr>
         <w:t>Duplicate play reduced the standard error by approximately 14%, considerably less than anticipated. Investigation showed that per-hand outcomes swing by an entire stack depending on whether an all-in occurred, and that this variation is driven by the actions taken rather than the cards dealt, so sharing cards cannot cancel it. The technique remains in use as it is free and strictly beneficial, but hand count remains the dominant lever.</w:t>
       </w:r>
     </w:p>
@@ -2032,7 +2526,7 @@
           <w:rFonts w:ascii="Times New Roman" w:hAnsi="Times New Roman"/>
           <w:sz w:val="16"/>
         </w:rPr>
-        <w:t>TABLE III</w:t>
+        <w:t>TABLE IV</w:t>
         <w:br/>
         <w:t>NASHFORGE COMPARED WITH CONVENTIONAL APPROACHES</w:t>
       </w:r>

--- a/docs/NashForge_IEEE.docx
+++ b/docs/NashForge_IEEE.docx
@@ -775,7 +775,7 @@
       <w:r>
         <w:drawing>
           <wp:inline xmlns:a="http://schemas.openxmlformats.org/drawingml/2006/main" xmlns:pic="http://schemas.openxmlformats.org/drawingml/2006/picture">
-            <wp:extent cx="3017520" cy="2119932"/>
+            <wp:extent cx="3017520" cy="2074827"/>
             <wp:docPr id="1" name="Picture 1"/>
             <wp:cNvGraphicFramePr>
               <a:graphicFrameLocks noChangeAspect="1"/>
@@ -796,7 +796,7 @@
                   <pic:spPr>
                     <a:xfrm>
                       <a:off x="0" y="0"/>
-                      <a:ext cx="3017520" cy="2119932"/>
+                      <a:ext cx="3017520" cy="2074827"/>
                     </a:xfrm>
                     <a:prstGeom prst="rect"/>
                   </pic:spPr>
@@ -858,7 +858,7 @@
       <w:r>
         <w:drawing>
           <wp:inline xmlns:a="http://schemas.openxmlformats.org/drawingml/2006/main" xmlns:pic="http://schemas.openxmlformats.org/drawingml/2006/picture">
-            <wp:extent cx="3017520" cy="1926796"/>
+            <wp:extent cx="3017520" cy="1915528"/>
             <wp:docPr id="2" name="Picture 2"/>
             <wp:cNvGraphicFramePr>
               <a:graphicFrameLocks noChangeAspect="1"/>
@@ -879,7 +879,7 @@
                   <pic:spPr>
                     <a:xfrm>
                       <a:off x="0" y="0"/>
-                      <a:ext cx="3017520" cy="1926796"/>
+                      <a:ext cx="3017520" cy="1915528"/>
                     </a:xfrm>
                     <a:prstGeom prst="rect"/>
                   </pic:spPr>
@@ -1381,7 +1381,7 @@
       <w:r>
         <w:drawing>
           <wp:inline xmlns:a="http://schemas.openxmlformats.org/drawingml/2006/main" xmlns:pic="http://schemas.openxmlformats.org/drawingml/2006/picture">
-            <wp:extent cx="3017520" cy="1937422"/>
+            <wp:extent cx="3017520" cy="1926172"/>
             <wp:docPr id="3" name="Picture 3"/>
             <wp:cNvGraphicFramePr>
               <a:graphicFrameLocks noChangeAspect="1"/>
@@ -1402,7 +1402,7 @@
                   <pic:spPr>
                     <a:xfrm>
                       <a:off x="0" y="0"/>
-                      <a:ext cx="3017520" cy="1937422"/>
+                      <a:ext cx="3017520" cy="1926172"/>
                     </a:xfrm>
                     <a:prstGeom prst="rect"/>
                   </pic:spPr>
@@ -2001,7 +2001,7 @@
       <w:r>
         <w:drawing>
           <wp:inline xmlns:a="http://schemas.openxmlformats.org/drawingml/2006/main" xmlns:pic="http://schemas.openxmlformats.org/drawingml/2006/picture">
-            <wp:extent cx="3017520" cy="2006366"/>
+            <wp:extent cx="3017520" cy="1945028"/>
             <wp:docPr id="4" name="Picture 4"/>
             <wp:cNvGraphicFramePr>
               <a:graphicFrameLocks noChangeAspect="1"/>
@@ -2022,7 +2022,7 @@
                   <pic:spPr>
                     <a:xfrm>
                       <a:off x="0" y="0"/>
-                      <a:ext cx="3017520" cy="2006366"/>
+                      <a:ext cx="3017520" cy="1945028"/>
                     </a:xfrm>
                     <a:prstGeom prst="rect"/>
                   </pic:spPr>
